--- a/Hiking_Trip/NewsClipping.docx
+++ b/Hiking_Trip/NewsClipping.docx
@@ -3,6 +3,373 @@
 <w:document xmlns:wpc="http://schemas.microsoft.com/office/word/2010/wordprocessingCanvas" xmlns:cx="http://schemas.microsoft.com/office/drawing/2014/chartex" xmlns:cx1="http://schemas.microsoft.com/office/drawing/2015/9/8/chartex" xmlns:cx2="http://schemas.microsoft.com/office/drawing/2015/10/21/chartex" xmlns:cx3="http://schemas.microsoft.com/office/drawing/2016/5/9/chartex" xmlns:cx4="http://schemas.microsoft.com/office/drawing/2016/5/10/chartex" xmlns:cx5="http://schemas.microsoft.com/office/drawing/2016/5/11/chartex" xmlns:cx6="http://schemas.microsoft.com/office/drawing/2016/5/12/chartex" xmlns:cx7="http://schemas.microsoft.com/office/drawing/2016/5/13/chartex" xmlns:cx8="http://schemas.microsoft.com/office/drawing/2016/5/14/chartex" xmlns:mc="http://schemas.openxmlformats.org/markup-compatibility/2006" xmlns:aink="http://schemas.microsoft.com/office/drawing/2016/ink" xmlns:am3d="http://schemas.microsoft.com/office/drawing/2017/model3d" xmlns:o="urn:schemas-microsoft-com:office:office" xmlns:oel="http://schemas.microsoft.com/office/2019/extlst" xmlns:r="http://schemas.openxmlformats.org/officeDocument/2006/relationships" xmlns:m="http://schemas.openxmlformats.org/officeDocument/2006/math" xmlns:v="urn:schemas-microsoft-com:vml" xmlns:wp14="http://schemas.microsoft.com/office/word/2010/wordprocessingDrawing" xmlns:wp="http://schemas.openxmlformats.org/drawingml/2006/wordprocessingDrawing" xmlns:w10="urn:schemas-microsoft-com:office:word" xmlns:w="http://schemas.openxmlformats.org/wordprocessingml/2006/main" xmlns:w14="http://schemas.microsoft.com/office/word/2010/wordml" xmlns:w15="http://schemas.microsoft.com/office/word/2012/wordml" xmlns:w16cex="http://schemas.microsoft.com/office/word/2018/wordml/cex" xmlns:w16cid="http://schemas.microsoft.com/office/word/2016/wordml/cid" xmlns:w16="http://schemas.microsoft.com/office/word/2018/wordml" xmlns:w16du="http://schemas.microsoft.com/office/word/2023/wordml/word16du" xmlns:w16sdtdh="http://schemas.microsoft.com/office/word/2020/wordml/sdtdatahash" xmlns:w16sdtfl="http://schemas.microsoft.com/office/word/2024/wordml/sdtformatlock" xmlns:w16se="http://schemas.microsoft.com/office/word/2015/wordml/symex" xmlns:wpg="http://schemas.microsoft.com/office/word/2010/wordprocessingGroup" xmlns:wpi="http://schemas.microsoft.com/office/word/2010/wordprocessingInk" xmlns:wne="http://schemas.microsoft.com/office/word/2006/wordml" xmlns:wps="http://schemas.microsoft.com/office/word/2010/wordprocessingShape" mc:Ignorable="w14 w15 w16se w16cid w16 w16cex w16sdtdh w16sdtfl w16du wp14">
   <w:body>
     <w:p>
+      <w:r>
+        <mc:AlternateContent>
+          <mc:Choice Requires="wps">
+            <w:drawing>
+              <wp:anchor distT="0" distB="0" distL="114300" distR="114300" simplePos="0" relativeHeight="251665408" behindDoc="0" locked="0" layoutInCell="1" allowOverlap="1" wp14:anchorId="159C9C0D" wp14:editId="2E458933">
+                <wp:simplePos x="0" y="0"/>
+                <wp:positionH relativeFrom="column">
+                  <wp:posOffset>962106</wp:posOffset>
+                </wp:positionH>
+                <wp:positionV relativeFrom="paragraph">
+                  <wp:posOffset>4240828</wp:posOffset>
+                </wp:positionV>
+                <wp:extent cx="2074545" cy="539750"/>
+                <wp:effectExtent l="0" t="0" r="20955" b="12700"/>
+                <wp:wrapNone/>
+                <wp:docPr id="67" name="Rectangle 66">
+                  <a:extLst xmlns:a="http://schemas.openxmlformats.org/drawingml/2006/main">
+                    <a:ext uri="{FF2B5EF4-FFF2-40B4-BE49-F238E27FC236}">
+                      <a16:creationId xmlns:a16="http://schemas.microsoft.com/office/drawing/2014/main" id="{AFD8A8FA-CE84-2933-1F99-B03672B8FC86}"/>
+                    </a:ext>
+                  </a:extLst>
+                </wp:docPr>
+                <wp:cNvGraphicFramePr/>
+                <a:graphic xmlns:a="http://schemas.openxmlformats.org/drawingml/2006/main">
+                  <a:graphicData uri="http://schemas.microsoft.com/office/word/2010/wordprocessingShape">
+                    <wps:wsp>
+                      <wps:cNvSpPr/>
+                      <wps:spPr>
+                        <a:xfrm>
+                          <a:off x="0" y="0"/>
+                          <a:ext cx="2074545" cy="539750"/>
+                        </a:xfrm>
+                        <a:prstGeom prst="rect">
+                          <a:avLst/>
+                        </a:prstGeom>
+                        <a:noFill/>
+                      </wps:spPr>
+                      <wps:style>
+                        <a:lnRef idx="2">
+                          <a:schemeClr val="accent1">
+                            <a:shade val="15000"/>
+                          </a:schemeClr>
+                        </a:lnRef>
+                        <a:fillRef idx="1">
+                          <a:schemeClr val="accent1"/>
+                        </a:fillRef>
+                        <a:effectRef idx="0">
+                          <a:schemeClr val="accent1"/>
+                        </a:effectRef>
+                        <a:fontRef idx="minor">
+                          <a:schemeClr val="lt1"/>
+                        </a:fontRef>
+                      </wps:style>
+                      <wps:txbx>
+                        <w:txbxContent>
+                          <w:p>
+                            <w:pPr>
+                              <w:jc w:val="center"/>
+                              <w:rPr>
+                                <w:rFonts w:ascii="Architects Daughter" w:hAnsi="Architects Daughter"/>
+                                <w:color w:val="000000" w:themeColor="text1"/>
+                                <w:kern w:val="24"/>
+                                <w:sz w:val="28"/>
+                                <w:szCs w:val="28"/>
+                                <w14:ligatures w14:val="none"/>
+                              </w:rPr>
+                            </w:pPr>
+                            <w:r>
+                              <w:rPr>
+                                <w:rFonts w:ascii="Architects Daughter" w:hAnsi="Architects Daughter"/>
+                                <w:color w:val="000000" w:themeColor="text1"/>
+                                <w:kern w:val="24"/>
+                                <w:sz w:val="28"/>
+                                <w:szCs w:val="28"/>
+                              </w:rPr>
+                              <w:t>GM = 401,926.91 km</w:t>
+                            </w:r>
+                            <w:r>
+                              <w:rPr>
+                                <w:rFonts w:ascii="Architects Daughter" w:hAnsi="Architects Daughter"/>
+                                <w:color w:val="000000" w:themeColor="text1"/>
+                                <w:kern w:val="24"/>
+                                <w:position w:val="8"/>
+                                <w:sz w:val="28"/>
+                                <w:szCs w:val="28"/>
+                                <w:vertAlign w:val="superscript"/>
+                              </w:rPr>
+                              <w:t>3</w:t>
+                            </w:r>
+                            <w:r>
+                              <w:rPr>
+                                <w:rFonts w:ascii="Architects Daughter" w:hAnsi="Architects Daughter"/>
+                                <w:color w:val="000000" w:themeColor="text1"/>
+                                <w:kern w:val="24"/>
+                                <w:sz w:val="28"/>
+                                <w:szCs w:val="28"/>
+                              </w:rPr>
+                              <w:t>/s</w:t>
+                            </w:r>
+                            <w:r>
+                              <w:rPr>
+                                <w:rFonts w:ascii="Architects Daughter" w:hAnsi="Architects Daughter"/>
+                                <w:color w:val="000000" w:themeColor="text1"/>
+                                <w:kern w:val="24"/>
+                                <w:position w:val="8"/>
+                                <w:sz w:val="28"/>
+                                <w:szCs w:val="28"/>
+                                <w:vertAlign w:val="superscript"/>
+                              </w:rPr>
+                              <w:t>2</w:t>
+                            </w:r>
+                          </w:p>
+                        </w:txbxContent>
+                      </wps:txbx>
+                      <wps:bodyPr rtlCol="0" anchor="ctr"/>
+                    </wps:wsp>
+                  </a:graphicData>
+                </a:graphic>
+              </wp:anchor>
+            </w:drawing>
+          </mc:Choice>
+          <mc:Fallback>
+            <w:pict>
+              <v:rect w14:anchorId="159C9C0D" id="Rectangle 66" o:spid="_x0000_s1026" style="position:absolute;margin-left:75.75pt;margin-top:333.9pt;width:163.35pt;height:42.5pt;z-index:251665408;visibility:visible;mso-wrap-style:square;mso-wrap-distance-left:9pt;mso-wrap-distance-top:0;mso-wrap-distance-right:9pt;mso-wrap-distance-bottom:0;mso-position-horizontal:absolute;mso-position-horizontal-relative:text;mso-position-vertical:absolute;mso-position-vertical-relative:text;v-text-anchor:middle" o:gfxdata="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" filled="f" strokecolor="#030e13 [484]" strokeweight="1.5pt">
+                <v:textbox>
+                  <w:txbxContent>
+                    <w:p>
+                      <w:pPr>
+                        <w:jc w:val="center"/>
+                        <w:rPr>
+                          <w:rFonts w:ascii="Architects Daughter" w:hAnsi="Architects Daughter"/>
+                          <w:color w:val="000000" w:themeColor="text1"/>
+                          <w:kern w:val="24"/>
+                          <w:sz w:val="28"/>
+                          <w:szCs w:val="28"/>
+                          <w14:ligatures w14:val="none"/>
+                        </w:rPr>
+                      </w:pPr>
+                      <w:r>
+                        <w:rPr>
+                          <w:rFonts w:ascii="Architects Daughter" w:hAnsi="Architects Daughter"/>
+                          <w:color w:val="000000" w:themeColor="text1"/>
+                          <w:kern w:val="24"/>
+                          <w:sz w:val="28"/>
+                          <w:szCs w:val="28"/>
+                        </w:rPr>
+                        <w:t>GM = 401,926.91 km</w:t>
+                      </w:r>
+                      <w:r>
+                        <w:rPr>
+                          <w:rFonts w:ascii="Architects Daughter" w:hAnsi="Architects Daughter"/>
+                          <w:color w:val="000000" w:themeColor="text1"/>
+                          <w:kern w:val="24"/>
+                          <w:position w:val="8"/>
+                          <w:sz w:val="28"/>
+                          <w:szCs w:val="28"/>
+                          <w:vertAlign w:val="superscript"/>
+                        </w:rPr>
+                        <w:t>3</w:t>
+                      </w:r>
+                      <w:r>
+                        <w:rPr>
+                          <w:rFonts w:ascii="Architects Daughter" w:hAnsi="Architects Daughter"/>
+                          <w:color w:val="000000" w:themeColor="text1"/>
+                          <w:kern w:val="24"/>
+                          <w:sz w:val="28"/>
+                          <w:szCs w:val="28"/>
+                        </w:rPr>
+                        <w:t>/s</w:t>
+                      </w:r>
+                      <w:r>
+                        <w:rPr>
+                          <w:rFonts w:ascii="Architects Daughter" w:hAnsi="Architects Daughter"/>
+                          <w:color w:val="000000" w:themeColor="text1"/>
+                          <w:kern w:val="24"/>
+                          <w:position w:val="8"/>
+                          <w:sz w:val="28"/>
+                          <w:szCs w:val="28"/>
+                          <w:vertAlign w:val="superscript"/>
+                        </w:rPr>
+                        <w:t>2</w:t>
+                      </w:r>
+                    </w:p>
+                  </w:txbxContent>
+                </v:textbox>
+              </v:rect>
+            </w:pict>
+          </mc:Fallback>
+        </mc:AlternateContent>
+      </w:r>
+      <w:r>
+        <w:drawing>
+          <wp:anchor distT="0" distB="0" distL="114300" distR="114300" simplePos="0" relativeHeight="251668480" behindDoc="0" locked="0" layoutInCell="1" allowOverlap="1" wp14:anchorId="67DDD399" wp14:editId="4D3BE5F6">
+            <wp:simplePos x="0" y="0"/>
+            <wp:positionH relativeFrom="column">
+              <wp:posOffset>3587750</wp:posOffset>
+            </wp:positionH>
+            <wp:positionV relativeFrom="paragraph">
+              <wp:posOffset>5010785</wp:posOffset>
+            </wp:positionV>
+            <wp:extent cx="657860" cy="457200"/>
+            <wp:effectExtent l="0" t="0" r="0" b="0"/>
+            <wp:wrapNone/>
+            <wp:docPr id="70" name="Picture 69">
+              <a:extLst xmlns:a="http://schemas.openxmlformats.org/drawingml/2006/main">
+                <a:ext uri="{FF2B5EF4-FFF2-40B4-BE49-F238E27FC236}">
+                  <a16:creationId xmlns:a16="http://schemas.microsoft.com/office/drawing/2014/main" id="{EA43F5B6-A49E-ACFB-87B6-95A1CA6A53C7}"/>
+                </a:ext>
+              </a:extLst>
+            </wp:docPr>
+            <wp:cNvGraphicFramePr>
+              <a:graphicFrameLocks xmlns:a="http://schemas.openxmlformats.org/drawingml/2006/main" noChangeAspect="1"/>
+            </wp:cNvGraphicFramePr>
+            <a:graphic xmlns:a="http://schemas.openxmlformats.org/drawingml/2006/main">
+              <a:graphicData uri="http://schemas.openxmlformats.org/drawingml/2006/picture">
+                <pic:pic xmlns:pic="http://schemas.openxmlformats.org/drawingml/2006/picture">
+                  <pic:nvPicPr>
+                    <pic:cNvPr id="70" name="Picture 69">
+                      <a:extLst>
+                        <a:ext uri="{FF2B5EF4-FFF2-40B4-BE49-F238E27FC236}">
+                          <a16:creationId xmlns:a16="http://schemas.microsoft.com/office/drawing/2014/main" id="{EA43F5B6-A49E-ACFB-87B6-95A1CA6A53C7}"/>
+                        </a:ext>
+                      </a:extLst>
+                    </pic:cNvPr>
+                    <pic:cNvPicPr>
+                      <a:picLocks noChangeAspect="1"/>
+                    </pic:cNvPicPr>
+                  </pic:nvPicPr>
+                  <pic:blipFill>
+                    <a:blip r:embed="rId4"/>
+                    <a:stretch>
+                      <a:fillRect/>
+                    </a:stretch>
+                  </pic:blipFill>
+                  <pic:spPr>
+                    <a:xfrm>
+                      <a:off x="0" y="0"/>
+                      <a:ext cx="657860" cy="457200"/>
+                    </a:xfrm>
+                    <a:prstGeom prst="rect">
+                      <a:avLst/>
+                    </a:prstGeom>
+                  </pic:spPr>
+                </pic:pic>
+              </a:graphicData>
+            </a:graphic>
+          </wp:anchor>
+        </w:drawing>
+      </w:r>
+      <w:r>
+        <w:drawing>
+          <wp:anchor distT="0" distB="0" distL="114300" distR="114300" simplePos="0" relativeHeight="251667456" behindDoc="0" locked="0" layoutInCell="1" allowOverlap="1" wp14:anchorId="334F7446" wp14:editId="7D414D35">
+            <wp:simplePos x="0" y="0"/>
+            <wp:positionH relativeFrom="column">
+              <wp:posOffset>2667000</wp:posOffset>
+            </wp:positionH>
+            <wp:positionV relativeFrom="paragraph">
+              <wp:posOffset>5015230</wp:posOffset>
+            </wp:positionV>
+            <wp:extent cx="652145" cy="457200"/>
+            <wp:effectExtent l="0" t="0" r="0" b="0"/>
+            <wp:wrapNone/>
+            <wp:docPr id="69" name="Picture 68">
+              <a:extLst xmlns:a="http://schemas.openxmlformats.org/drawingml/2006/main">
+                <a:ext uri="{FF2B5EF4-FFF2-40B4-BE49-F238E27FC236}">
+                  <a16:creationId xmlns:a16="http://schemas.microsoft.com/office/drawing/2014/main" id="{A79DDCD9-D074-696B-1453-13A20E398BD3}"/>
+                </a:ext>
+              </a:extLst>
+            </wp:docPr>
+            <wp:cNvGraphicFramePr>
+              <a:graphicFrameLocks xmlns:a="http://schemas.openxmlformats.org/drawingml/2006/main" noChangeAspect="1"/>
+            </wp:cNvGraphicFramePr>
+            <a:graphic xmlns:a="http://schemas.openxmlformats.org/drawingml/2006/main">
+              <a:graphicData uri="http://schemas.openxmlformats.org/drawingml/2006/picture">
+                <pic:pic xmlns:pic="http://schemas.openxmlformats.org/drawingml/2006/picture">
+                  <pic:nvPicPr>
+                    <pic:cNvPr id="69" name="Picture 68">
+                      <a:extLst>
+                        <a:ext uri="{FF2B5EF4-FFF2-40B4-BE49-F238E27FC236}">
+                          <a16:creationId xmlns:a16="http://schemas.microsoft.com/office/drawing/2014/main" id="{A79DDCD9-D074-696B-1453-13A20E398BD3}"/>
+                        </a:ext>
+                      </a:extLst>
+                    </pic:cNvPr>
+                    <pic:cNvPicPr>
+                      <a:picLocks noChangeAspect="1"/>
+                    </pic:cNvPicPr>
+                  </pic:nvPicPr>
+                  <pic:blipFill>
+                    <a:blip r:embed="rId5"/>
+                    <a:stretch>
+                      <a:fillRect/>
+                    </a:stretch>
+                  </pic:blipFill>
+                  <pic:spPr>
+                    <a:xfrm>
+                      <a:off x="0" y="0"/>
+                      <a:ext cx="652145" cy="457200"/>
+                    </a:xfrm>
+                    <a:prstGeom prst="rect">
+                      <a:avLst/>
+                    </a:prstGeom>
+                  </pic:spPr>
+                </pic:pic>
+              </a:graphicData>
+            </a:graphic>
+          </wp:anchor>
+        </w:drawing>
+      </w:r>
+      <w:r>
+        <w:drawing>
+          <wp:anchor distT="0" distB="0" distL="114300" distR="114300" simplePos="0" relativeHeight="251666432" behindDoc="0" locked="0" layoutInCell="1" allowOverlap="1" wp14:anchorId="177DBC95" wp14:editId="2C58BE0F">
+            <wp:simplePos x="0" y="0"/>
+            <wp:positionH relativeFrom="column">
+              <wp:posOffset>1210310</wp:posOffset>
+            </wp:positionH>
+            <wp:positionV relativeFrom="paragraph">
+              <wp:posOffset>5056505</wp:posOffset>
+            </wp:positionV>
+            <wp:extent cx="652145" cy="462915"/>
+            <wp:effectExtent l="0" t="0" r="0" b="0"/>
+            <wp:wrapNone/>
+            <wp:docPr id="68" name="Picture 67">
+              <a:extLst xmlns:a="http://schemas.openxmlformats.org/drawingml/2006/main">
+                <a:ext uri="{FF2B5EF4-FFF2-40B4-BE49-F238E27FC236}">
+                  <a16:creationId xmlns:a16="http://schemas.microsoft.com/office/drawing/2014/main" id="{2F7FC2C6-6270-671F-2249-5946C90F4D6D}"/>
+                </a:ext>
+              </a:extLst>
+            </wp:docPr>
+            <wp:cNvGraphicFramePr>
+              <a:graphicFrameLocks xmlns:a="http://schemas.openxmlformats.org/drawingml/2006/main" noChangeAspect="1"/>
+            </wp:cNvGraphicFramePr>
+            <a:graphic xmlns:a="http://schemas.openxmlformats.org/drawingml/2006/main">
+              <a:graphicData uri="http://schemas.openxmlformats.org/drawingml/2006/picture">
+                <pic:pic xmlns:pic="http://schemas.openxmlformats.org/drawingml/2006/picture">
+                  <pic:nvPicPr>
+                    <pic:cNvPr id="68" name="Picture 67">
+                      <a:extLst>
+                        <a:ext uri="{FF2B5EF4-FFF2-40B4-BE49-F238E27FC236}">
+                          <a16:creationId xmlns:a16="http://schemas.microsoft.com/office/drawing/2014/main" id="{2F7FC2C6-6270-671F-2249-5946C90F4D6D}"/>
+                        </a:ext>
+                      </a:extLst>
+                    </pic:cNvPr>
+                    <pic:cNvPicPr>
+                      <a:picLocks noChangeAspect="1"/>
+                    </pic:cNvPicPr>
+                  </pic:nvPicPr>
+                  <pic:blipFill>
+                    <a:blip r:embed="rId6"/>
+                    <a:stretch>
+                      <a:fillRect/>
+                    </a:stretch>
+                  </pic:blipFill>
+                  <pic:spPr>
+                    <a:xfrm>
+                      <a:off x="0" y="0"/>
+                      <a:ext cx="652145" cy="462915"/>
+                    </a:xfrm>
+                    <a:prstGeom prst="rect">
+                      <a:avLst/>
+                    </a:prstGeom>
+                  </pic:spPr>
+                </pic:pic>
+              </a:graphicData>
+            </a:graphic>
+          </wp:anchor>
+        </w:drawing>
+      </w:r>
       <w:r>
         <w:rPr>
           <w:noProof/>
@@ -10,16 +377,16 @@
           <w:szCs w:val="32"/>
         </w:rPr>
         <w:drawing>
-          <wp:anchor distT="0" distB="0" distL="114300" distR="114300" simplePos="0" relativeHeight="251663360" behindDoc="0" locked="0" layoutInCell="1" allowOverlap="1" wp14:anchorId="3D067041" wp14:editId="3F987CFB">
+          <wp:anchor distT="0" distB="0" distL="114300" distR="114300" simplePos="0" relativeHeight="251663360" behindDoc="0" locked="0" layoutInCell="1" allowOverlap="1" wp14:anchorId="3D067041" wp14:editId="505425E8">
             <wp:simplePos x="0" y="0"/>
             <wp:positionH relativeFrom="column">
-              <wp:posOffset>1316124</wp:posOffset>
+              <wp:posOffset>1259840</wp:posOffset>
             </wp:positionH>
             <wp:positionV relativeFrom="paragraph">
-              <wp:posOffset>986155</wp:posOffset>
+              <wp:posOffset>685165</wp:posOffset>
             </wp:positionV>
-            <wp:extent cx="2163656" cy="2296298"/>
-            <wp:effectExtent l="19050" t="19050" r="27305" b="27940"/>
+            <wp:extent cx="1454436" cy="1543599"/>
+            <wp:effectExtent l="19050" t="19050" r="12700" b="19050"/>
             <wp:wrapNone/>
             <wp:docPr id="1630208948" name="Picture 12"/>
             <wp:cNvGraphicFramePr>
@@ -33,11 +400,11 @@
                     <pic:cNvPicPr/>
                   </pic:nvPicPr>
                   <pic:blipFill rotWithShape="1">
-                    <a:blip r:embed="rId4" cstate="print">
+                    <a:blip r:embed="rId7" cstate="print">
                       <a:extLst>
                         <a:ext uri="{BEBA8EAE-BF5A-486C-A8C5-ECC9F3942E4B}">
                           <a14:imgProps xmlns:a14="http://schemas.microsoft.com/office/drawing/2010/main">
-                            <a14:imgLayer r:embed="rId5">
+                            <a14:imgLayer r:embed="rId8">
                               <a14:imgEffect>
                                 <a14:colorTemperature colorTemp="7200"/>
                               </a14:imgEffect>
@@ -57,7 +424,7 @@
                   <pic:spPr bwMode="auto">
                     <a:xfrm>
                       <a:off x="0" y="0"/>
-                      <a:ext cx="2163656" cy="2296298"/>
+                      <a:ext cx="1454436" cy="1543599"/>
                     </a:xfrm>
                     <a:prstGeom prst="rect">
                       <a:avLst/>
@@ -94,16 +461,16 @@
         <mc:AlternateContent>
           <mc:Choice Requires="wps">
             <w:drawing>
-              <wp:anchor distT="0" distB="0" distL="114300" distR="114300" simplePos="0" relativeHeight="251661312" behindDoc="0" locked="0" layoutInCell="1" allowOverlap="1" wp14:anchorId="789BC71A" wp14:editId="0D9B3811">
+              <wp:anchor distT="0" distB="0" distL="114300" distR="114300" simplePos="0" relativeHeight="251661312" behindDoc="0" locked="0" layoutInCell="1" allowOverlap="1" wp14:anchorId="789BC71A" wp14:editId="60381218">
                 <wp:simplePos x="0" y="0"/>
                 <wp:positionH relativeFrom="column">
-                  <wp:posOffset>1057737</wp:posOffset>
+                  <wp:posOffset>1042987</wp:posOffset>
                 </wp:positionH>
                 <wp:positionV relativeFrom="paragraph">
-                  <wp:posOffset>201988</wp:posOffset>
+                  <wp:posOffset>155258</wp:posOffset>
                 </wp:positionV>
-                <wp:extent cx="2657475" cy="0"/>
-                <wp:effectExtent l="0" t="0" r="0" b="0"/>
+                <wp:extent cx="1843132" cy="9752"/>
+                <wp:effectExtent l="0" t="0" r="24130" b="28575"/>
                 <wp:wrapNone/>
                 <wp:docPr id="1021198331" name="Straight Connector 6"/>
                 <wp:cNvGraphicFramePr/>
@@ -112,9 +479,9 @@
                     <wps:wsp>
                       <wps:cNvCnPr/>
                       <wps:spPr>
-                        <a:xfrm>
+                        <a:xfrm flipV="1">
                           <a:off x="0" y="0"/>
-                          <a:ext cx="2657475" cy="0"/>
+                          <a:ext cx="1843132" cy="9752"/>
                         </a:xfrm>
                         <a:prstGeom prst="line">
                           <a:avLst/>
@@ -149,12 +516,15 @@
                 <wp14:sizeRelH relativeFrom="margin">
                   <wp14:pctWidth>0</wp14:pctWidth>
                 </wp14:sizeRelH>
+                <wp14:sizeRelV relativeFrom="margin">
+                  <wp14:pctHeight>0</wp14:pctHeight>
+                </wp14:sizeRelV>
               </wp:anchor>
             </w:drawing>
           </mc:Choice>
           <mc:Fallback>
             <w:pict>
-              <v:line w14:anchorId="012FA707" id="Straight Connector 6" o:spid="_x0000_s1026" style="position:absolute;z-index:251661312;visibility:visible;mso-wrap-style:square;mso-width-percent:0;mso-wrap-distance-left:9pt;mso-wrap-distance-top:0;mso-wrap-distance-right:9pt;mso-wrap-distance-bottom:0;mso-position-horizontal:absolute;mso-position-horizontal-relative:text;mso-position-vertical:absolute;mso-position-vertical-relative:text;mso-width-percent:0;mso-width-relative:margin" from="83.3pt,15.9pt" to="292.55pt,15.9pt" o:gfxdata="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" strokecolor="#0d0d0d [3069]" strokeweight="1.5pt">
+              <v:line w14:anchorId="7690E806" id="Straight Connector 6" o:spid="_x0000_s1026" style="position:absolute;flip:y;z-index:251661312;visibility:visible;mso-wrap-style:square;mso-width-percent:0;mso-height-percent:0;mso-wrap-distance-left:9pt;mso-wrap-distance-top:0;mso-wrap-distance-right:9pt;mso-wrap-distance-bottom:0;mso-position-horizontal:absolute;mso-position-horizontal-relative:text;mso-position-vertical:absolute;mso-position-vertical-relative:text;mso-width-percent:0;mso-height-percent:0;mso-width-relative:margin;mso-height-relative:margin" from="82.1pt,12.25pt" to="227.25pt,13pt" o:gfxdata="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" strokecolor="#0d0d0d [3069]" strokeweight="1.5pt">
                 <v:stroke joinstyle="miter"/>
               </v:line>
             </w:pict>
@@ -170,16 +540,16 @@
         <mc:AlternateContent>
           <mc:Choice Requires="wps">
             <w:drawing>
-              <wp:anchor distT="0" distB="0" distL="114300" distR="114300" simplePos="0" relativeHeight="251659264" behindDoc="0" locked="0" layoutInCell="1" allowOverlap="1" wp14:anchorId="68639486" wp14:editId="79056ECE">
+              <wp:anchor distT="0" distB="0" distL="114300" distR="114300" simplePos="0" relativeHeight="251659264" behindDoc="0" locked="0" layoutInCell="1" allowOverlap="1" wp14:anchorId="68639486" wp14:editId="03CD66BB">
                 <wp:simplePos x="0" y="0"/>
                 <wp:positionH relativeFrom="column">
-                  <wp:posOffset>713509</wp:posOffset>
+                  <wp:posOffset>713105</wp:posOffset>
                 </wp:positionH>
                 <wp:positionV relativeFrom="paragraph">
                   <wp:posOffset>76200</wp:posOffset>
                 </wp:positionV>
-                <wp:extent cx="3333750" cy="5124450"/>
-                <wp:effectExtent l="0" t="0" r="19050" b="19050"/>
+                <wp:extent cx="2520000" cy="3780000"/>
+                <wp:effectExtent l="0" t="0" r="13970" b="11430"/>
                 <wp:wrapNone/>
                 <wp:docPr id="603749589" name="Rectangle 4"/>
                 <wp:cNvGraphicFramePr/>
@@ -190,13 +560,13 @@
                       <wps:spPr>
                         <a:xfrm>
                           <a:off x="0" y="0"/>
-                          <a:ext cx="3333750" cy="5124450"/>
+                          <a:ext cx="2520000" cy="3780000"/>
                         </a:xfrm>
                         <a:prstGeom prst="rect">
                           <a:avLst/>
                         </a:prstGeom>
                         <a:blipFill>
-                          <a:blip r:embed="rId6"/>
+                          <a:blip r:embed="rId9"/>
                           <a:tile tx="0" ty="0" sx="100000" sy="100000" flip="none" algn="tl"/>
                         </a:blipFill>
                         <a:ln>
@@ -585,14 +955,10 @@
                         <w:txbxContent>
                           <w:p>
                             <w:pPr>
-                              <w:jc w:val="center"/>
+                              <w:pStyle w:val="NoSpacing"/>
                               <w:rPr>
-                                <w:rFonts w:ascii="Times New Roman" w:hAnsi="Times New Roman" w:cs="Times New Roman"/>
-                                <w:b/>
-                                <w:bCs/>
-                                <w:color w:val="000000" w:themeColor="text1"/>
-                                <w:sz w:val="2"/>
-                                <w:szCs w:val="2"/>
+                                <w:sz w:val="6"/>
+                                <w:szCs w:val="6"/>
                               </w:rPr>
                             </w:pPr>
                           </w:p>
@@ -604,8 +970,8 @@
                                 <w:b/>
                                 <w:bCs/>
                                 <w:color w:val="000000" w:themeColor="text1"/>
-                                <w:sz w:val="44"/>
-                                <w:szCs w:val="44"/>
+                                <w:sz w:val="28"/>
+                                <w:szCs w:val="28"/>
                               </w:rPr>
                             </w:pPr>
                             <w:r>
@@ -614,8 +980,8 @@
                                 <w:b/>
                                 <w:bCs/>
                                 <w:color w:val="000000" w:themeColor="text1"/>
-                                <w:sz w:val="44"/>
-                                <w:szCs w:val="44"/>
+                                <w:sz w:val="28"/>
+                                <w:szCs w:val="28"/>
                               </w:rPr>
                               <w:t>Good Boy Given Award for Helping Geese</w:t>
                             </w:r>
@@ -661,61 +1027,45 @@
                           </w:p>
                           <w:p>
                             <w:pPr>
-                              <w:jc w:val="center"/>
-                              <w:rPr>
-                                <w:rFonts w:ascii="Times New Roman" w:hAnsi="Times New Roman" w:cs="Times New Roman"/>
-                                <w:b/>
-                                <w:bCs/>
-                                <w:color w:val="000000" w:themeColor="text1"/>
-                                <w:sz w:val="40"/>
-                                <w:szCs w:val="40"/>
-                              </w:rPr>
+                              <w:pStyle w:val="NoSpacing"/>
                             </w:pPr>
                           </w:p>
                           <w:p>
                             <w:pPr>
+                              <w:ind w:left="-142" w:right="-169"/>
                               <w:rPr>
                                 <w:rFonts w:ascii="Times New Roman" w:hAnsi="Times New Roman" w:cs="Times New Roman"/>
                                 <w:color w:val="000000" w:themeColor="text1"/>
-                                <w:sz w:val="48"/>
-                                <w:szCs w:val="48"/>
-                              </w:rPr>
-                            </w:pPr>
-                          </w:p>
-                          <w:p>
-                            <w:pPr>
-                              <w:rPr>
-                                <w:rFonts w:ascii="Times New Roman" w:hAnsi="Times New Roman" w:cs="Times New Roman"/>
-                                <w:color w:val="000000" w:themeColor="text1"/>
-                                <w:sz w:val="28"/>
-                                <w:szCs w:val="28"/>
+                                <w:sz w:val="22"/>
+                                <w:szCs w:val="22"/>
                               </w:rPr>
                             </w:pPr>
                             <w:r>
                               <w:rPr>
                                 <w:rFonts w:ascii="Times New Roman" w:hAnsi="Times New Roman" w:cs="Times New Roman"/>
                                 <w:color w:val="000000" w:themeColor="text1"/>
-                                <w:sz w:val="28"/>
-                                <w:szCs w:val="28"/>
+                                <w:sz w:val="22"/>
+                                <w:szCs w:val="22"/>
                               </w:rPr>
                               <w:t xml:space="preserve">A white Siberian Husky has been given an award by the mayor for helping a group of Canada Geese cross the local main road. </w:t>
                             </w:r>
                           </w:p>
                           <w:p>
                             <w:pPr>
+                              <w:ind w:left="-142" w:right="-169"/>
                               <w:rPr>
                                 <w:rFonts w:ascii="Times New Roman" w:hAnsi="Times New Roman" w:cs="Times New Roman"/>
                                 <w:color w:val="000000" w:themeColor="text1"/>
-                                <w:sz w:val="28"/>
-                                <w:szCs w:val="28"/>
+                                <w:sz w:val="22"/>
+                                <w:szCs w:val="22"/>
                               </w:rPr>
                             </w:pPr>
                             <w:r>
                               <w:rPr>
                                 <w:rFonts w:ascii="Times New Roman" w:hAnsi="Times New Roman" w:cs="Times New Roman"/>
                                 <w:color w:val="000000" w:themeColor="text1"/>
-                                <w:sz w:val="28"/>
-                                <w:szCs w:val="28"/>
+                                <w:sz w:val="22"/>
+                                <w:szCs w:val="22"/>
                               </w:rPr>
                               <w:t xml:space="preserve">The nine-year old Husky was observed herding a group of Geese at a crosswalk so they could reach the local river safely. </w:t>
                             </w:r>
@@ -742,20 +1092,16 @@
           </mc:Choice>
           <mc:Fallback>
             <w:pict>
-              <v:rect w14:anchorId="68639486" id="Rectangle 4" o:spid="_x0000_s1026" style="position:absolute;margin-left:56.2pt;margin-top:6pt;width:262.5pt;height:403.5pt;z-index:251659264;visibility:visible;mso-wrap-style:square;mso-width-percent:0;mso-height-percent:0;mso-wrap-distance-left:9pt;mso-wrap-distance-top:0;mso-wrap-distance-right:9pt;mso-wrap-distance-bottom:0;mso-position-horizontal:absolute;mso-position-horizontal-relative:text;mso-position-vertical:absolute;mso-position-vertical-relative:text;mso-width-percent:0;mso-height-percent:0;mso-width-relative:margin;mso-height-relative:margin;v-text-anchor:top" o:gfxdata="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" strokecolor="#0d0d0d [3069]" strokeweight="1.5pt">
-                <v:fill r:id="rId7" o:title="" recolor="t" rotate="t" type="tile"/>
+              <v:rect w14:anchorId="68639486" id="Rectangle 4" o:spid="_x0000_s1027" style="position:absolute;margin-left:56.15pt;margin-top:6pt;width:198.45pt;height:297.65pt;z-index:251659264;visibility:visible;mso-wrap-style:square;mso-width-percent:0;mso-height-percent:0;mso-wrap-distance-left:9pt;mso-wrap-distance-top:0;mso-wrap-distance-right:9pt;mso-wrap-distance-bottom:0;mso-position-horizontal:absolute;mso-position-horizontal-relative:text;mso-position-vertical:absolute;mso-position-vertical-relative:text;mso-width-percent:0;mso-height-percent:0;mso-width-relative:margin;mso-height-relative:margin;v-text-anchor:top" o:gfxdata="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" strokecolor="#0d0d0d [3069]" strokeweight="1.5pt">
+                <v:fill r:id="rId10" o:title="" recolor="t" rotate="t" type="tile"/>
                 <v:textbox inset="5mm,,5mm">
                   <w:txbxContent>
                     <w:p>
                       <w:pPr>
-                        <w:jc w:val="center"/>
+                        <w:pStyle w:val="NoSpacing"/>
                         <w:rPr>
-                          <w:rFonts w:ascii="Times New Roman" w:hAnsi="Times New Roman" w:cs="Times New Roman"/>
-                          <w:b/>
-                          <w:bCs/>
-                          <w:color w:val="000000" w:themeColor="text1"/>
-                          <w:sz w:val="2"/>
-                          <w:szCs w:val="2"/>
+                          <w:sz w:val="6"/>
+                          <w:szCs w:val="6"/>
                         </w:rPr>
                       </w:pPr>
                     </w:p>
@@ -767,8 +1113,8 @@
                           <w:b/>
                           <w:bCs/>
                           <w:color w:val="000000" w:themeColor="text1"/>
-                          <w:sz w:val="44"/>
-                          <w:szCs w:val="44"/>
+                          <w:sz w:val="28"/>
+                          <w:szCs w:val="28"/>
                         </w:rPr>
                       </w:pPr>
                       <w:r>
@@ -777,8 +1123,8 @@
                           <w:b/>
                           <w:bCs/>
                           <w:color w:val="000000" w:themeColor="text1"/>
-                          <w:sz w:val="44"/>
-                          <w:szCs w:val="44"/>
+                          <w:sz w:val="28"/>
+                          <w:szCs w:val="28"/>
                         </w:rPr>
                         <w:t>Good Boy Given Award for Helping Geese</w:t>
                       </w:r>
@@ -824,61 +1170,45 @@
                     </w:p>
                     <w:p>
                       <w:pPr>
-                        <w:jc w:val="center"/>
-                        <w:rPr>
-                          <w:rFonts w:ascii="Times New Roman" w:hAnsi="Times New Roman" w:cs="Times New Roman"/>
-                          <w:b/>
-                          <w:bCs/>
-                          <w:color w:val="000000" w:themeColor="text1"/>
-                          <w:sz w:val="40"/>
-                          <w:szCs w:val="40"/>
-                        </w:rPr>
+                        <w:pStyle w:val="NoSpacing"/>
                       </w:pPr>
                     </w:p>
                     <w:p>
                       <w:pPr>
+                        <w:ind w:left="-142" w:right="-169"/>
                         <w:rPr>
                           <w:rFonts w:ascii="Times New Roman" w:hAnsi="Times New Roman" w:cs="Times New Roman"/>
                           <w:color w:val="000000" w:themeColor="text1"/>
-                          <w:sz w:val="48"/>
-                          <w:szCs w:val="48"/>
-                        </w:rPr>
-                      </w:pPr>
-                    </w:p>
-                    <w:p>
-                      <w:pPr>
-                        <w:rPr>
-                          <w:rFonts w:ascii="Times New Roman" w:hAnsi="Times New Roman" w:cs="Times New Roman"/>
-                          <w:color w:val="000000" w:themeColor="text1"/>
-                          <w:sz w:val="28"/>
-                          <w:szCs w:val="28"/>
+                          <w:sz w:val="22"/>
+                          <w:szCs w:val="22"/>
                         </w:rPr>
                       </w:pPr>
                       <w:r>
                         <w:rPr>
                           <w:rFonts w:ascii="Times New Roman" w:hAnsi="Times New Roman" w:cs="Times New Roman"/>
                           <w:color w:val="000000" w:themeColor="text1"/>
-                          <w:sz w:val="28"/>
-                          <w:szCs w:val="28"/>
+                          <w:sz w:val="22"/>
+                          <w:szCs w:val="22"/>
                         </w:rPr>
                         <w:t xml:space="preserve">A white Siberian Husky has been given an award by the mayor for helping a group of Canada Geese cross the local main road. </w:t>
                       </w:r>
                     </w:p>
                     <w:p>
                       <w:pPr>
+                        <w:ind w:left="-142" w:right="-169"/>
                         <w:rPr>
                           <w:rFonts w:ascii="Times New Roman" w:hAnsi="Times New Roman" w:cs="Times New Roman"/>
                           <w:color w:val="000000" w:themeColor="text1"/>
-                          <w:sz w:val="28"/>
-                          <w:szCs w:val="28"/>
+                          <w:sz w:val="22"/>
+                          <w:szCs w:val="22"/>
                         </w:rPr>
                       </w:pPr>
                       <w:r>
                         <w:rPr>
                           <w:rFonts w:ascii="Times New Roman" w:hAnsi="Times New Roman" w:cs="Times New Roman"/>
                           <w:color w:val="000000" w:themeColor="text1"/>
-                          <w:sz w:val="28"/>
-                          <w:szCs w:val="28"/>
+                          <w:sz w:val="22"/>
+                          <w:szCs w:val="22"/>
                         </w:rPr>
                         <w:t xml:space="preserve">The nine-year old Husky was observed herding a group of Geese at a crosswalk so they could reach the local river safely. </w:t>
                       </w:r>
@@ -1505,7 +1835,6 @@
   <w:style w:type="character" w:default="1" w:styleId="DefaultParagraphFont">
     <w:name w:val="Default Paragraph Font"/>
     <w:uiPriority w:val="1"/>
-    <w:semiHidden/>
     <w:unhideWhenUsed/>
   </w:style>
   <w:style w:type="table" w:default="1" w:styleId="TableNormal">
@@ -1818,6 +2147,15 @@
       <w:color w:val="0F4761" w:themeColor="accent1" w:themeShade="BF"/>
       <w:spacing w:val="5"/>
     </w:rPr>
+  </w:style>
+  <w:style w:type="paragraph" w:styleId="NoSpacing">
+    <w:name w:val="No Spacing"/>
+    <w:uiPriority w:val="1"/>
+    <w:qFormat/>
+    <w:rsid w:val="00320988"/>
+    <w:pPr>
+      <w:spacing w:after="0" w:line="240" w:lineRule="auto"/>
+    </w:pPr>
   </w:style>
 </w:styles>
 </file>
